--- a/COMP2823_cheatsheet_Rosy.docx
+++ b/COMP2823_cheatsheet_Rosy.docx
@@ -373,21 +373,14 @@
       </w:pPr>
       <w:r>
         <w:rPr>
-          <w:noProof/>
+          <w:sz w:val="16"/>
+          <w:szCs w:val="16"/>
         </w:rPr>
         <w:drawing>
-          <wp:anchor distT="0" distB="0" distL="114300" distR="114300" simplePos="0" relativeHeight="251662336" behindDoc="0" locked="0" layoutInCell="1" allowOverlap="1" wp14:anchorId="3E7B81D6" wp14:editId="0DFFA4A5">
-            <wp:simplePos x="0" y="0"/>
-            <wp:positionH relativeFrom="column">
-              <wp:posOffset>173404</wp:posOffset>
-            </wp:positionH>
-            <wp:positionV relativeFrom="paragraph">
-              <wp:posOffset>0</wp:posOffset>
-            </wp:positionV>
-            <wp:extent cx="1803712" cy="967740"/>
+          <wp:inline distT="0" distB="0" distL="0" distR="0" wp14:anchorId="2E7AA100" wp14:editId="545A7493">
+            <wp:extent cx="1703834" cy="965200"/>
             <wp:effectExtent l="0" t="0" r="0" b="0"/>
-            <wp:wrapNone/>
-            <wp:docPr id="1939739568" name="Picture 1" descr="A diagram of a tree&#10;&#10;AI-generated content may be incorrect."/>
+            <wp:docPr id="539523198" name="Picture 1" descr="A diagram of a tree&#10;&#10;AI-generated content may be incorrect."/>
             <wp:cNvGraphicFramePr>
               <a:graphicFrameLocks xmlns:a="http://schemas.openxmlformats.org/drawingml/2006/main" noChangeAspect="1"/>
             </wp:cNvGraphicFramePr>
@@ -395,17 +388,11 @@
               <a:graphicData uri="http://schemas.openxmlformats.org/drawingml/2006/picture">
                 <pic:pic xmlns:pic="http://schemas.openxmlformats.org/drawingml/2006/picture">
                   <pic:nvPicPr>
-                    <pic:cNvPr id="1939739568" name="Picture 1" descr="A diagram of a tree&#10;&#10;AI-generated content may be incorrect."/>
+                    <pic:cNvPr id="539523198" name="Picture 1" descr="A diagram of a tree&#10;&#10;AI-generated content may be incorrect."/>
                     <pic:cNvPicPr/>
                   </pic:nvPicPr>
                   <pic:blipFill>
-                    <a:blip r:embed="rId9" cstate="print">
-                      <a:extLst>
-                        <a:ext uri="{28A0092B-C50C-407E-A947-70E740481C1C}">
-                          <a14:useLocalDpi xmlns:a14="http://schemas.microsoft.com/office/drawing/2010/main" val="0"/>
-                        </a:ext>
-                      </a:extLst>
-                    </a:blip>
+                    <a:blip r:embed="rId9"/>
                     <a:stretch>
                       <a:fillRect/>
                     </a:stretch>
@@ -413,7 +400,7 @@
                   <pic:spPr>
                     <a:xfrm>
                       <a:off x="0" y="0"/>
-                      <a:ext cx="1803712" cy="967740"/>
+                      <a:ext cx="1711064" cy="969295"/>
                     </a:xfrm>
                     <a:prstGeom prst="rect">
                       <a:avLst/>
@@ -422,13 +409,7 @@
                 </pic:pic>
               </a:graphicData>
             </a:graphic>
-            <wp14:sizeRelH relativeFrom="page">
-              <wp14:pctWidth>0</wp14:pctWidth>
-            </wp14:sizeRelH>
-            <wp14:sizeRelV relativeFrom="page">
-              <wp14:pctHeight>0</wp14:pctHeight>
-            </wp14:sizeRelV>
-          </wp:anchor>
+          </wp:inline>
         </w:drawing>
       </w:r>
     </w:p>
@@ -1753,7 +1734,14 @@
           <w:sz w:val="14"/>
           <w:szCs w:val="14"/>
         </w:rPr>
-        <w:t xml:space="preserve">1 + a), but normally </w:t>
+        <w:t xml:space="preserve">1 </w:t>
+      </w:r>
+      <w:r>
+        <w:rPr>
+          <w:sz w:val="14"/>
+          <w:szCs w:val="14"/>
+        </w:rPr>
+        <w:t xml:space="preserve">+ a), but normally </w:t>
       </w:r>
       <w:proofErr w:type="gramStart"/>
       <w:r>
@@ -1896,14 +1884,7 @@
           <w:sz w:val="14"/>
           <w:szCs w:val="14"/>
         </w:rPr>
-        <w:t xml:space="preserve">next slot is filled, fail) = a, the expected number of trials until the first success is 1/p, </w:t>
-      </w:r>
-      <w:r>
-        <w:rPr>
-          <w:sz w:val="14"/>
-          <w:szCs w:val="14"/>
-        </w:rPr>
-        <w:t xml:space="preserve">therefore the average number of probes you must make before hitting an empty slot is 1/(1-a).  </w:t>
+        <w:t xml:space="preserve">next slot is filled, fail) = a, the expected number of trials until the first success is 1/p, therefore the average number of probes you must make before hitting an empty slot is 1/(1-a).  </w:t>
       </w:r>
       <w:proofErr w:type="gramStart"/>
       <w:r>
@@ -2258,7 +2239,15 @@
           <w:sz w:val="14"/>
           <w:szCs w:val="14"/>
         </w:rPr>
-        <w:t xml:space="preserve"> Run DFS to check the cycle and record finished time of each vertex, build the sorted list on the fly in decreasing finish-time order, O(</w:t>
+        <w:t xml:space="preserve"> Run DFS to check the cycle and record finished time of each vertex, build the sorted list on the fly in decreasing finish-time </w:t>
+      </w:r>
+      <w:r>
+        <w:rPr>
+          <w:sz w:val="14"/>
+          <w:szCs w:val="14"/>
+        </w:rPr>
+        <w:lastRenderedPageBreak/>
+        <w:t>order, O(</w:t>
       </w:r>
       <w:proofErr w:type="spellStart"/>
       <w:r>
@@ -2325,7 +2314,6 @@
           <w:sz w:val="20"/>
           <w:szCs w:val="20"/>
         </w:rPr>
-        <w:lastRenderedPageBreak/>
         <w:drawing>
           <wp:inline distT="114300" distB="114300" distL="114300" distR="114300" wp14:anchorId="72FADE06" wp14:editId="1D247A07">
             <wp:extent cx="1872297" cy="266203"/>
@@ -2977,7 +2965,14 @@
           <w:sz w:val="14"/>
           <w:szCs w:val="14"/>
         </w:rPr>
-        <w:t>m + n log ⁡n) with a Fibonacci heap. Prove by cut property.</w:t>
+        <w:t xml:space="preserve">m + n log ⁡n) with a Fibonacci </w:t>
+      </w:r>
+      <w:r>
+        <w:rPr>
+          <w:sz w:val="14"/>
+          <w:szCs w:val="14"/>
+        </w:rPr>
+        <w:t>heap. Prove by cut property.</w:t>
       </w:r>
     </w:p>
     <w:p>
@@ -3045,14 +3040,7 @@
           <w:sz w:val="14"/>
           <w:szCs w:val="14"/>
         </w:rPr>
-        <w:t xml:space="preserve">initialize every vertex v to be the root of a singleton tree, each </w:t>
-      </w:r>
-      <w:r>
-        <w:rPr>
-          <w:sz w:val="14"/>
-          <w:szCs w:val="14"/>
-        </w:rPr>
-        <w:t xml:space="preserve">root contains a variable ‘size’ indicating the current size of this tree, initialized to be 1. If we want to add an edge (u, v), we do a = find(u), b = find(v), and check if </w:t>
+        <w:t xml:space="preserve">initialize every vertex v to be the root of a singleton tree, each root contains a variable ‘size’ indicating the current size of this tree, initialized to be 1. If we want to add an edge (u, v), we do a = find(u), b = find(v), and check if </w:t>
       </w:r>
       <w:proofErr w:type="gramStart"/>
       <w:r>

--- a/COMP2823_cheatsheet_Rosy.docx
+++ b/COMP2823_cheatsheet_Rosy.docx
@@ -11,6 +11,67 @@
           <w:highlight w:val="green"/>
         </w:rPr>
       </w:pPr>
+      <w:r>
+        <w:rPr>
+          <w:sz w:val="16"/>
+          <w:szCs w:val="16"/>
+        </w:rPr>
+        <w:drawing>
+          <wp:anchor distT="0" distB="0" distL="114300" distR="114300" simplePos="0" relativeHeight="251665408" behindDoc="0" locked="0" layoutInCell="1" allowOverlap="1" wp14:anchorId="73695141" wp14:editId="265759C7">
+            <wp:simplePos x="0" y="0"/>
+            <wp:positionH relativeFrom="column">
+              <wp:posOffset>578485</wp:posOffset>
+            </wp:positionH>
+            <wp:positionV relativeFrom="paragraph">
+              <wp:posOffset>-78704</wp:posOffset>
+            </wp:positionV>
+            <wp:extent cx="1926879" cy="243113"/>
+            <wp:effectExtent l="0" t="0" r="0" b="0"/>
+            <wp:wrapNone/>
+            <wp:docPr id="376395526" name="Picture 1" descr="A yellow sign with black letters&#10;&#10;AI-generated content may be incorrect."/>
+            <wp:cNvGraphicFramePr>
+              <a:graphicFrameLocks xmlns:a="http://schemas.openxmlformats.org/drawingml/2006/main" noChangeAspect="1"/>
+            </wp:cNvGraphicFramePr>
+            <a:graphic xmlns:a="http://schemas.openxmlformats.org/drawingml/2006/main">
+              <a:graphicData uri="http://schemas.openxmlformats.org/drawingml/2006/picture">
+                <pic:pic xmlns:pic="http://schemas.openxmlformats.org/drawingml/2006/picture">
+                  <pic:nvPicPr>
+                    <pic:cNvPr id="376395526" name="Picture 1" descr="A yellow sign with black letters&#10;&#10;AI-generated content may be incorrect."/>
+                    <pic:cNvPicPr/>
+                  </pic:nvPicPr>
+                  <pic:blipFill>
+                    <a:blip r:embed="rId5" cstate="print">
+                      <a:extLst>
+                        <a:ext uri="{28A0092B-C50C-407E-A947-70E740481C1C}">
+                          <a14:useLocalDpi xmlns:a14="http://schemas.microsoft.com/office/drawing/2010/main" val="0"/>
+                        </a:ext>
+                      </a:extLst>
+                    </a:blip>
+                    <a:stretch>
+                      <a:fillRect/>
+                    </a:stretch>
+                  </pic:blipFill>
+                  <pic:spPr>
+                    <a:xfrm>
+                      <a:off x="0" y="0"/>
+                      <a:ext cx="1926879" cy="243113"/>
+                    </a:xfrm>
+                    <a:prstGeom prst="rect">
+                      <a:avLst/>
+                    </a:prstGeom>
+                  </pic:spPr>
+                </pic:pic>
+              </a:graphicData>
+            </a:graphic>
+            <wp14:sizeRelH relativeFrom="page">
+              <wp14:pctWidth>0</wp14:pctWidth>
+            </wp14:sizeRelH>
+            <wp14:sizeRelV relativeFrom="page">
+              <wp14:pctHeight>0</wp14:pctHeight>
+            </wp14:sizeRelV>
+          </wp:anchor>
+        </w:drawing>
+      </w:r>
       <w:r>
         <w:rPr>
           <w:noProof/>
@@ -29,7 +90,7 @@
                     <pic:cNvPicPr preferRelativeResize="0"/>
                   </pic:nvPicPr>
                   <pic:blipFill>
-                    <a:blip r:embed="rId5"/>
+                    <a:blip r:embed="rId6"/>
                     <a:srcRect/>
                     <a:stretch>
                       <a:fillRect/>
@@ -77,7 +138,7 @@
                     <pic:cNvPicPr preferRelativeResize="0"/>
                   </pic:nvPicPr>
                   <pic:blipFill>
-                    <a:blip r:embed="rId6"/>
+                    <a:blip r:embed="rId7"/>
                     <a:srcRect b="7628"/>
                     <a:stretch>
                       <a:fillRect/>
@@ -216,7 +277,7 @@
                     <pic:cNvPicPr preferRelativeResize="0"/>
                   </pic:nvPicPr>
                   <pic:blipFill>
-                    <a:blip r:embed="rId7"/>
+                    <a:blip r:embed="rId8"/>
                     <a:srcRect/>
                     <a:stretch>
                       <a:fillRect/>
@@ -340,7 +401,7 @@
                     <pic:cNvPicPr preferRelativeResize="0"/>
                   </pic:nvPicPr>
                   <pic:blipFill>
-                    <a:blip r:embed="rId8"/>
+                    <a:blip r:embed="rId9"/>
                     <a:srcRect/>
                     <a:stretch>
                       <a:fillRect/>
@@ -373,13 +434,22 @@
       </w:pPr>
       <w:r>
         <w:rPr>
+          <w:noProof/>
           <w:sz w:val="16"/>
           <w:szCs w:val="16"/>
         </w:rPr>
         <w:drawing>
-          <wp:inline distT="0" distB="0" distL="0" distR="0" wp14:anchorId="2E7AA100" wp14:editId="545A7493">
+          <wp:anchor distT="0" distB="0" distL="114300" distR="114300" simplePos="0" relativeHeight="251666432" behindDoc="0" locked="0" layoutInCell="1" allowOverlap="1" wp14:anchorId="2E7AA100" wp14:editId="610C0CE3">
+            <wp:simplePos x="0" y="0"/>
+            <wp:positionH relativeFrom="column">
+              <wp:posOffset>-4445</wp:posOffset>
+            </wp:positionH>
+            <wp:positionV relativeFrom="paragraph">
+              <wp:posOffset>-3810</wp:posOffset>
+            </wp:positionV>
             <wp:extent cx="1703834" cy="965200"/>
             <wp:effectExtent l="0" t="0" r="0" b="0"/>
+            <wp:wrapNone/>
             <wp:docPr id="539523198" name="Picture 1" descr="A diagram of a tree&#10;&#10;AI-generated content may be incorrect."/>
             <wp:cNvGraphicFramePr>
               <a:graphicFrameLocks xmlns:a="http://schemas.openxmlformats.org/drawingml/2006/main" noChangeAspect="1"/>
@@ -392,7 +462,13 @@
                     <pic:cNvPicPr/>
                   </pic:nvPicPr>
                   <pic:blipFill>
-                    <a:blip r:embed="rId9"/>
+                    <a:blip r:embed="rId10" cstate="print">
+                      <a:extLst>
+                        <a:ext uri="{28A0092B-C50C-407E-A947-70E740481C1C}">
+                          <a14:useLocalDpi xmlns:a14="http://schemas.microsoft.com/office/drawing/2010/main" val="0"/>
+                        </a:ext>
+                      </a:extLst>
+                    </a:blip>
                     <a:stretch>
                       <a:fillRect/>
                     </a:stretch>
@@ -400,7 +476,7 @@
                   <pic:spPr>
                     <a:xfrm>
                       <a:off x="0" y="0"/>
-                      <a:ext cx="1711064" cy="969295"/>
+                      <a:ext cx="1703834" cy="965200"/>
                     </a:xfrm>
                     <a:prstGeom prst="rect">
                       <a:avLst/>
@@ -409,7 +485,13 @@
                 </pic:pic>
               </a:graphicData>
             </a:graphic>
-          </wp:inline>
+            <wp14:sizeRelH relativeFrom="page">
+              <wp14:pctWidth>0</wp14:pctWidth>
+            </wp14:sizeRelH>
+            <wp14:sizeRelV relativeFrom="page">
+              <wp14:pctHeight>0</wp14:pctHeight>
+            </wp14:sizeRelV>
+          </wp:anchor>
         </w:drawing>
       </w:r>
     </w:p>
@@ -593,7 +675,7 @@
                     <pic:cNvPicPr preferRelativeResize="0"/>
                   </pic:nvPicPr>
                   <pic:blipFill>
-                    <a:blip r:embed="rId10"/>
+                    <a:blip r:embed="rId11"/>
                     <a:srcRect/>
                     <a:stretch>
                       <a:fillRect/>
@@ -702,7 +784,7 @@
                     <pic:cNvPicPr preferRelativeResize="0"/>
                   </pic:nvPicPr>
                   <pic:blipFill>
-                    <a:blip r:embed="rId11"/>
+                    <a:blip r:embed="rId12"/>
                     <a:srcRect/>
                     <a:stretch>
                       <a:fillRect/>
@@ -910,7 +992,7 @@
                     <pic:cNvPicPr preferRelativeResize="0"/>
                   </pic:nvPicPr>
                   <pic:blipFill>
-                    <a:blip r:embed="rId12"/>
+                    <a:blip r:embed="rId13"/>
                     <a:srcRect/>
                     <a:stretch>
                       <a:fillRect/>
@@ -1008,7 +1090,7 @@
                     <pic:cNvPicPr/>
                   </pic:nvPicPr>
                   <pic:blipFill>
-                    <a:blip r:embed="rId13" cstate="print">
+                    <a:blip r:embed="rId14" cstate="print">
                       <a:extLst>
                         <a:ext uri="{28A0092B-C50C-407E-A947-70E740481C1C}">
                           <a14:useLocalDpi xmlns:a14="http://schemas.microsoft.com/office/drawing/2010/main" val="0"/>
@@ -1111,7 +1193,7 @@
                     <pic:cNvPicPr preferRelativeResize="0"/>
                   </pic:nvPicPr>
                   <pic:blipFill>
-                    <a:blip r:embed="rId14"/>
+                    <a:blip r:embed="rId15"/>
                     <a:srcRect l="3533" t="23592" r="2465" b="4283"/>
                     <a:stretch>
                       <a:fillRect/>
@@ -1323,7 +1405,7 @@
                     <pic:cNvPicPr preferRelativeResize="0"/>
                   </pic:nvPicPr>
                   <pic:blipFill>
-                    <a:blip r:embed="rId15"/>
+                    <a:blip r:embed="rId16"/>
                     <a:srcRect l="4833" t="7606" b="3130"/>
                     <a:stretch>
                       <a:fillRect/>
@@ -1734,14 +1816,7 @@
           <w:sz w:val="14"/>
           <w:szCs w:val="14"/>
         </w:rPr>
-        <w:t xml:space="preserve">1 </w:t>
-      </w:r>
-      <w:r>
-        <w:rPr>
-          <w:sz w:val="14"/>
-          <w:szCs w:val="14"/>
-        </w:rPr>
-        <w:t xml:space="preserve">+ a), but normally </w:t>
+        <w:t xml:space="preserve">1 + a), but normally </w:t>
       </w:r>
       <w:proofErr w:type="gramStart"/>
       <w:r>
@@ -1884,7 +1959,14 @@
           <w:sz w:val="14"/>
           <w:szCs w:val="14"/>
         </w:rPr>
-        <w:t xml:space="preserve">next slot is filled, fail) = a, the expected number of trials until the first success is 1/p, therefore the average number of probes you must make before hitting an empty slot is 1/(1-a).  </w:t>
+        <w:t xml:space="preserve">next slot is filled, fail) = a, the expected number of trials until the first success is 1/p, </w:t>
+      </w:r>
+      <w:r>
+        <w:rPr>
+          <w:sz w:val="14"/>
+          <w:szCs w:val="14"/>
+        </w:rPr>
+        <w:t xml:space="preserve">therefore the average number of probes you must make before hitting an empty slot is 1/(1-a).  </w:t>
       </w:r>
       <w:proofErr w:type="gramStart"/>
       <w:r>
@@ -2059,7 +2141,7 @@
                     <pic:cNvPicPr preferRelativeResize="0"/>
                   </pic:nvPicPr>
                   <pic:blipFill>
-                    <a:blip r:embed="rId16"/>
+                    <a:blip r:embed="rId17"/>
                     <a:srcRect/>
                     <a:stretch>
                       <a:fillRect/>
@@ -2099,7 +2181,7 @@
                     <pic:cNvPicPr preferRelativeResize="0"/>
                   </pic:nvPicPr>
                   <pic:blipFill>
-                    <a:blip r:embed="rId17"/>
+                    <a:blip r:embed="rId18"/>
                     <a:srcRect b="43160"/>
                     <a:stretch>
                       <a:fillRect/>
@@ -2239,15 +2321,7 @@
           <w:sz w:val="14"/>
           <w:szCs w:val="14"/>
         </w:rPr>
-        <w:t xml:space="preserve"> Run DFS to check the cycle and record finished time of each vertex, build the sorted list on the fly in decreasing finish-time </w:t>
-      </w:r>
-      <w:r>
-        <w:rPr>
-          <w:sz w:val="14"/>
-          <w:szCs w:val="14"/>
-        </w:rPr>
-        <w:lastRenderedPageBreak/>
-        <w:t>order, O(</w:t>
+        <w:t xml:space="preserve"> Run DFS to check the cycle and record finished time of each vertex, build the sorted list on the fly in decreasing finish-time order, O(</w:t>
       </w:r>
       <w:proofErr w:type="spellStart"/>
       <w:r>
@@ -2314,6 +2388,7 @@
           <w:sz w:val="20"/>
           <w:szCs w:val="20"/>
         </w:rPr>
+        <w:lastRenderedPageBreak/>
         <w:drawing>
           <wp:inline distT="114300" distB="114300" distL="114300" distR="114300" wp14:anchorId="72FADE06" wp14:editId="1D247A07">
             <wp:extent cx="1872297" cy="266203"/>
@@ -2328,7 +2403,7 @@
                     <pic:cNvPicPr preferRelativeResize="0"/>
                   </pic:nvPicPr>
                   <pic:blipFill>
-                    <a:blip r:embed="rId18"/>
+                    <a:blip r:embed="rId19"/>
                     <a:srcRect/>
                     <a:stretch>
                       <a:fillRect/>
@@ -2399,6 +2474,67 @@
           <w:szCs w:val="14"/>
         </w:rPr>
       </w:pPr>
+      <w:r>
+        <w:rPr>
+          <w:sz w:val="16"/>
+          <w:szCs w:val="16"/>
+        </w:rPr>
+        <w:drawing>
+          <wp:anchor distT="0" distB="0" distL="114300" distR="114300" simplePos="0" relativeHeight="251668480" behindDoc="0" locked="0" layoutInCell="1" allowOverlap="1" wp14:anchorId="2C951E5A" wp14:editId="37841450">
+            <wp:simplePos x="0" y="0"/>
+            <wp:positionH relativeFrom="column">
+              <wp:posOffset>557486</wp:posOffset>
+            </wp:positionH>
+            <wp:positionV relativeFrom="paragraph">
+              <wp:posOffset>37465</wp:posOffset>
+            </wp:positionV>
+            <wp:extent cx="1926879" cy="243113"/>
+            <wp:effectExtent l="0" t="0" r="0" b="0"/>
+            <wp:wrapNone/>
+            <wp:docPr id="13782771" name="Picture 1" descr="A yellow sign with black letters&#10;&#10;AI-generated content may be incorrect."/>
+            <wp:cNvGraphicFramePr>
+              <a:graphicFrameLocks xmlns:a="http://schemas.openxmlformats.org/drawingml/2006/main" noChangeAspect="1"/>
+            </wp:cNvGraphicFramePr>
+            <a:graphic xmlns:a="http://schemas.openxmlformats.org/drawingml/2006/main">
+              <a:graphicData uri="http://schemas.openxmlformats.org/drawingml/2006/picture">
+                <pic:pic xmlns:pic="http://schemas.openxmlformats.org/drawingml/2006/picture">
+                  <pic:nvPicPr>
+                    <pic:cNvPr id="376395526" name="Picture 1" descr="A yellow sign with black letters&#10;&#10;AI-generated content may be incorrect."/>
+                    <pic:cNvPicPr/>
+                  </pic:nvPicPr>
+                  <pic:blipFill>
+                    <a:blip r:embed="rId5" cstate="print">
+                      <a:extLst>
+                        <a:ext uri="{28A0092B-C50C-407E-A947-70E740481C1C}">
+                          <a14:useLocalDpi xmlns:a14="http://schemas.microsoft.com/office/drawing/2010/main" val="0"/>
+                        </a:ext>
+                      </a:extLst>
+                    </a:blip>
+                    <a:stretch>
+                      <a:fillRect/>
+                    </a:stretch>
+                  </pic:blipFill>
+                  <pic:spPr>
+                    <a:xfrm>
+                      <a:off x="0" y="0"/>
+                      <a:ext cx="1926879" cy="243113"/>
+                    </a:xfrm>
+                    <a:prstGeom prst="rect">
+                      <a:avLst/>
+                    </a:prstGeom>
+                  </pic:spPr>
+                </pic:pic>
+              </a:graphicData>
+            </a:graphic>
+            <wp14:sizeRelH relativeFrom="page">
+              <wp14:pctWidth>0</wp14:pctWidth>
+            </wp14:sizeRelH>
+            <wp14:sizeRelV relativeFrom="page">
+              <wp14:pctHeight>0</wp14:pctHeight>
+            </wp14:sizeRelV>
+          </wp:anchor>
+        </w:drawing>
+      </w:r>
     </w:p>
     <w:p>
       <w:pPr>
@@ -2430,7 +2566,7 @@
                     <pic:cNvPicPr preferRelativeResize="0"/>
                   </pic:nvPicPr>
                   <pic:blipFill>
-                    <a:blip r:embed="rId19"/>
+                    <a:blip r:embed="rId20"/>
                     <a:srcRect/>
                     <a:stretch>
                       <a:fillRect/>
@@ -2621,7 +2757,7 @@
                     <pic:cNvPicPr preferRelativeResize="0"/>
                   </pic:nvPicPr>
                   <pic:blipFill>
-                    <a:blip r:embed="rId20"/>
+                    <a:blip r:embed="rId21"/>
                     <a:srcRect/>
                     <a:stretch>
                       <a:fillRect/>
@@ -2676,7 +2812,7 @@
                     <pic:cNvPicPr preferRelativeResize="0"/>
                   </pic:nvPicPr>
                   <pic:blipFill>
-                    <a:blip r:embed="rId21"/>
+                    <a:blip r:embed="rId22"/>
                     <a:srcRect b="18954"/>
                     <a:stretch>
                       <a:fillRect/>
@@ -2965,14 +3101,7 @@
           <w:sz w:val="14"/>
           <w:szCs w:val="14"/>
         </w:rPr>
-        <w:t xml:space="preserve">m + n log ⁡n) with a Fibonacci </w:t>
-      </w:r>
-      <w:r>
-        <w:rPr>
-          <w:sz w:val="14"/>
-          <w:szCs w:val="14"/>
-        </w:rPr>
-        <w:t>heap. Prove by cut property.</w:t>
+        <w:t>m + n log ⁡n) with a Fibonacci heap. Prove by cut property.</w:t>
       </w:r>
     </w:p>
     <w:p>
@@ -3040,7 +3169,14 @@
           <w:sz w:val="14"/>
           <w:szCs w:val="14"/>
         </w:rPr>
-        <w:t xml:space="preserve">initialize every vertex v to be the root of a singleton tree, each root contains a variable ‘size’ indicating the current size of this tree, initialized to be 1. If we want to add an edge (u, v), we do a = find(u), b = find(v), and check if </w:t>
+        <w:t xml:space="preserve">initialize every vertex v to be the root of a singleton tree, each </w:t>
+      </w:r>
+      <w:r>
+        <w:rPr>
+          <w:sz w:val="14"/>
+          <w:szCs w:val="14"/>
+        </w:rPr>
+        <w:t xml:space="preserve">root contains a variable ‘size’ indicating the current size of this tree, initialized to be 1. If we want to add an edge (u, v), we do a = find(u), b = find(v), and check if </w:t>
       </w:r>
       <w:proofErr w:type="gramStart"/>
       <w:r>
@@ -3170,7 +3306,7 @@
                     <pic:cNvPicPr preferRelativeResize="0"/>
                   </pic:nvPicPr>
                   <pic:blipFill>
-                    <a:blip r:embed="rId22"/>
+                    <a:blip r:embed="rId23"/>
                     <a:srcRect t="42963" r="9874"/>
                     <a:stretch>
                       <a:fillRect/>
@@ -3466,7 +3602,7 @@
                     <pic:cNvPicPr preferRelativeResize="0"/>
                   </pic:nvPicPr>
                   <pic:blipFill>
-                    <a:blip r:embed="rId23"/>
+                    <a:blip r:embed="rId24"/>
                     <a:srcRect/>
                     <a:stretch>
                       <a:fillRect/>
@@ -3683,7 +3819,7 @@
                     <pic:cNvPicPr preferRelativeResize="0"/>
                   </pic:nvPicPr>
                   <pic:blipFill>
-                    <a:blip r:embed="rId24"/>
+                    <a:blip r:embed="rId25"/>
                     <a:srcRect/>
                     <a:stretch>
                       <a:fillRect/>
@@ -3723,7 +3859,7 @@
                     <pic:cNvPicPr preferRelativeResize="0"/>
                   </pic:nvPicPr>
                   <pic:blipFill>
-                    <a:blip r:embed="rId25"/>
+                    <a:blip r:embed="rId26"/>
                     <a:srcRect t="13951"/>
                     <a:stretch>
                       <a:fillRect/>
@@ -3965,7 +4101,7 @@
                     <pic:cNvPicPr preferRelativeResize="0"/>
                   </pic:nvPicPr>
                   <pic:blipFill>
-                    <a:blip r:embed="rId26"/>
+                    <a:blip r:embed="rId27"/>
                     <a:srcRect/>
                     <a:stretch>
                       <a:fillRect/>
@@ -4036,7 +4172,7 @@
                     <pic:cNvPicPr preferRelativeResize="0"/>
                   </pic:nvPicPr>
                   <pic:blipFill>
-                    <a:blip r:embed="rId27"/>
+                    <a:blip r:embed="rId28"/>
                     <a:srcRect/>
                     <a:stretch>
                       <a:fillRect/>
@@ -4107,7 +4243,7 @@
                     <pic:cNvPicPr preferRelativeResize="0"/>
                   </pic:nvPicPr>
                   <pic:blipFill>
-                    <a:blip r:embed="rId28"/>
+                    <a:blip r:embed="rId29"/>
                     <a:srcRect/>
                     <a:stretch>
                       <a:fillRect/>
@@ -4180,7 +4316,7 @@
                     <pic:cNvPicPr preferRelativeResize="0"/>
                   </pic:nvPicPr>
                   <pic:blipFill>
-                    <a:blip r:embed="rId29"/>
+                    <a:blip r:embed="rId30"/>
                     <a:srcRect r="725"/>
                     <a:stretch>
                       <a:fillRect/>
@@ -4248,7 +4384,7 @@
                     <pic:cNvPicPr preferRelativeResize="0"/>
                   </pic:nvPicPr>
                   <pic:blipFill>
-                    <a:blip r:embed="rId30"/>
+                    <a:blip r:embed="rId31"/>
                     <a:srcRect/>
                     <a:stretch>
                       <a:fillRect/>
@@ -4293,7 +4429,7 @@
                     <pic:cNvPicPr preferRelativeResize="0"/>
                   </pic:nvPicPr>
                   <pic:blipFill>
-                    <a:blip r:embed="rId31"/>
+                    <a:blip r:embed="rId32"/>
                     <a:srcRect/>
                     <a:stretch>
                       <a:fillRect/>
@@ -4707,7 +4843,7 @@
                     <pic:cNvPicPr preferRelativeResize="0"/>
                   </pic:nvPicPr>
                   <pic:blipFill>
-                    <a:blip r:embed="rId32"/>
+                    <a:blip r:embed="rId33"/>
                     <a:srcRect/>
                     <a:stretch>
                       <a:fillRect/>
@@ -4810,7 +4946,7 @@
                     <pic:cNvPicPr preferRelativeResize="0"/>
                   </pic:nvPicPr>
                   <pic:blipFill>
-                    <a:blip r:embed="rId33"/>
+                    <a:blip r:embed="rId34"/>
                     <a:srcRect/>
                     <a:stretch>
                       <a:fillRect/>
@@ -4912,7 +5048,7 @@
                     <pic:cNvPicPr preferRelativeResize="0"/>
                   </pic:nvPicPr>
                   <pic:blipFill>
-                    <a:blip r:embed="rId34"/>
+                    <a:blip r:embed="rId35"/>
                     <a:srcRect/>
                     <a:stretch>
                       <a:fillRect/>
